--- a/public/templates/SAU CAI/9. Giấy chứng nhận chấp hành xong quản lý sau cai tại nơi cư trú.docx
+++ b/public/templates/SAU CAI/9. Giấy chứng nhận chấp hành xong quản lý sau cai tại nơi cư trú.docx
@@ -786,7 +786,27 @@
           <w:sz w:val="28"/>
           <w:szCs w:val="28"/>
         </w:rPr>
-        <w:t>Căn cứ Luật Phòng, chống ma túy ngày 30 tháng 3 năm 2021;</w:t>
+        <w:t xml:space="preserve">Căn cứ Nghị định số 163/2026/NĐ-CP ngày 15 tháng 5 năm 2026 của Chính phủ quy định chi tiết và hướng dẫn thi hành một số điều của </w:t>
+      </w:r>
+      <w:bookmarkStart w:id="0" w:name="tvpllink_rsbnszwbof_92"/>
+      <w:r>
+        <w:rPr>
+          <w:rFonts w:ascii="Times New Roman" w:hAnsi="Times New Roman" w:cs="Times New Roman"/>
+          <w:i/>
+          <w:sz w:val="28"/>
+          <w:szCs w:val="28"/>
+        </w:rPr>
+        <w:t>Luật Phòng, chống ma túy</w:t>
+      </w:r>
+      <w:bookmarkEnd w:id="0"/>
+      <w:r>
+        <w:rPr>
+          <w:rFonts w:ascii="Times New Roman" w:hAnsi="Times New Roman" w:cs="Times New Roman"/>
+          <w:i/>
+          <w:sz w:val="28"/>
+          <w:szCs w:val="28"/>
+        </w:rPr>
+        <w:t>;</w:t>
       </w:r>
     </w:p>
     <w:p>
@@ -808,7 +828,7 @@
           <w:sz w:val="28"/>
           <w:szCs w:val="28"/>
         </w:rPr>
-        <w:t>Căn cứ Nghị định số 105/2021/NĐ-CP ngày 04 tháng 12 năm 2021 của Chính phủ quy định chi tiết và hướng dẫn thi hành một số điều của Luật Phòng, chống ma túy;</w:t>
+        <w:t>Căn cứ Quyết định số: ……/QĐ-UBND ngày .... tháng …… năm …… của Chủ tịch Ủy ban nhân dân .....................1....................... về việc quản lý sau cai nghiện ma túy tại nơi cư trú;</w:t>
       </w:r>
     </w:p>
     <w:p>
@@ -819,6 +839,7 @@
         <w:rPr>
           <w:rFonts w:ascii="Times New Roman" w:hAnsi="Times New Roman" w:cs="Times New Roman"/>
           <w:i/>
+          <w:spacing w:val="12"/>
           <w:sz w:val="28"/>
           <w:szCs w:val="28"/>
         </w:rPr>
@@ -830,99 +851,228 @@
           <w:sz w:val="28"/>
           <w:szCs w:val="28"/>
         </w:rPr>
-        <w:t xml:space="preserve">Căn cứ </w:t>
-      </w:r>
-      <w:r>
-        <w:rPr>
-          <w:rFonts w:ascii="Times New Roman" w:hAnsi="Times New Roman" w:cs="Times New Roman"/>
-          <w:i/>
-          <w:sz w:val="28"/>
-          <w:szCs w:val="28"/>
-        </w:rPr>
-        <w:t>Ngh</w:t>
-      </w:r>
-      <w:r>
-        <w:rPr>
-          <w:rFonts w:ascii="Times New Roman" w:hAnsi="Times New Roman" w:cs="Times New Roman"/>
-          <w:i/>
-          <w:sz w:val="28"/>
-          <w:szCs w:val="28"/>
-        </w:rPr>
-        <w:t>ị</w:t>
-      </w:r>
-      <w:r>
-        <w:rPr>
-          <w:rFonts w:ascii="Times New Roman" w:hAnsi="Times New Roman" w:cs="Times New Roman"/>
-          <w:i/>
-          <w:sz w:val="28"/>
-          <w:szCs w:val="28"/>
-        </w:rPr>
-        <w:t xml:space="preserve"> định</w:t>
-      </w:r>
-      <w:r>
-        <w:rPr>
-          <w:rFonts w:ascii="Times New Roman" w:hAnsi="Times New Roman" w:cs="Times New Roman"/>
-          <w:i/>
-          <w:sz w:val="28"/>
-          <w:szCs w:val="28"/>
-        </w:rPr>
-        <w:t xml:space="preserve"> 116/2021/NĐ-CP ngày 21 tháng 12 năm 2021 của Chính phủ </w:t>
-      </w:r>
-      <w:r>
-        <w:rPr>
-          <w:rFonts w:ascii="Times New Roman" w:hAnsi="Times New Roman" w:cs="Times New Roman"/>
-          <w:i/>
-          <w:sz w:val="28"/>
-          <w:szCs w:val="28"/>
-        </w:rPr>
-        <w:t xml:space="preserve">về </w:t>
-      </w:r>
-      <w:r>
-        <w:rPr>
-          <w:rFonts w:ascii="Times New Roman" w:hAnsi="Times New Roman" w:cs="Times New Roman"/>
-          <w:i/>
-          <w:sz w:val="28"/>
-          <w:szCs w:val="28"/>
-        </w:rPr>
-        <w:t xml:space="preserve">quy định chi tiết một số điều của Luật Phòng, chống ma tuý, Luật </w:t>
-      </w:r>
-      <w:r>
-        <w:rPr>
-          <w:rFonts w:ascii="Times New Roman" w:hAnsi="Times New Roman" w:cs="Times New Roman"/>
-          <w:i/>
-          <w:sz w:val="28"/>
-          <w:szCs w:val="28"/>
-        </w:rPr>
-        <w:t>X</w:t>
-      </w:r>
-      <w:r>
-        <w:rPr>
-          <w:rFonts w:ascii="Times New Roman" w:hAnsi="Times New Roman" w:cs="Times New Roman"/>
-          <w:i/>
-          <w:sz w:val="28"/>
-          <w:szCs w:val="28"/>
-        </w:rPr>
-        <w:t xml:space="preserve">ử lý vi </w:t>
-      </w:r>
-      <w:r>
-        <w:rPr>
-          <w:rFonts w:ascii="Times New Roman" w:hAnsi="Times New Roman" w:cs="Times New Roman"/>
-          <w:i/>
-          <w:spacing w:val="-4"/>
-          <w:sz w:val="28"/>
-          <w:szCs w:val="28"/>
-        </w:rPr>
-        <w:t>phạm hành chính về cai nghiện ma tuý và quản lý sau cai nghiện ma tuý tại nơi cư trú</w:t>
-      </w:r>
-      <w:r>
-        <w:rPr>
-          <w:rFonts w:ascii="Times New Roman" w:hAnsi="Times New Roman" w:cs="Times New Roman"/>
-          <w:i/>
-          <w:spacing w:val="-4"/>
-          <w:sz w:val="28"/>
-          <w:szCs w:val="28"/>
-        </w:rPr>
-        <w:t>;</w:t>
+        <w:t xml:space="preserve">Theo đề nghị của Trưởng Công an phường </w:t>
+      </w:r>
+      <w:r>
+        <w:rPr>
+          <w:rFonts w:ascii="Times New Roman" w:hAnsi="Times New Roman" w:cs="Times New Roman"/>
+          <w:i/>
+          <w:sz w:val="28"/>
+          <w:szCs w:val="28"/>
+        </w:rPr>
+        <w:t>Hàng Gòn</w:t>
+      </w:r>
+      <w:r>
+        <w:rPr>
+          <w:rFonts w:ascii="Times New Roman" w:hAnsi="Times New Roman" w:cs="Times New Roman"/>
+          <w:i/>
+          <w:sz w:val="28"/>
+          <w:szCs w:val="28"/>
+        </w:rPr>
+        <w:t xml:space="preserve"> tại Tờ trình số</w:t>
+      </w:r>
+      <w:r>
+        <w:rPr>
+          <w:rFonts w:ascii="Times New Roman" w:hAnsi="Times New Roman" w:cs="Times New Roman"/>
+          <w:i/>
+          <w:sz w:val="28"/>
+          <w:szCs w:val="28"/>
+        </w:rPr>
+        <w:t>:</w:t>
+      </w:r>
+      <w:r>
+        <w:rPr>
+          <w:rFonts w:ascii="Times New Roman" w:hAnsi="Times New Roman" w:cs="Times New Roman"/>
+          <w:i/>
+          <w:spacing w:val="12"/>
+          <w:sz w:val="28"/>
+          <w:szCs w:val="28"/>
+        </w:rPr>
+        <w:t xml:space="preserve"> </w:t>
+      </w:r>
+      <w:r>
+        <w:rPr>
+          <w:rFonts w:ascii="Times New Roman" w:hAnsi="Times New Roman" w:cs="Times New Roman"/>
+          <w:i/>
+          <w:spacing w:val="12"/>
+          <w:sz w:val="28"/>
+          <w:szCs w:val="28"/>
+        </w:rPr>
+        <w:t>51</w:t>
+      </w:r>
+      <w:r>
+        <w:rPr>
+          <w:rFonts w:ascii="Times New Roman" w:hAnsi="Times New Roman" w:cs="Times New Roman"/>
+          <w:i/>
+          <w:spacing w:val="12"/>
+          <w:sz w:val="28"/>
+          <w:szCs w:val="28"/>
+        </w:rPr>
+        <w:t>/</w:t>
+      </w:r>
+      <w:r>
+        <w:rPr>
+          <w:rFonts w:ascii="Times New Roman" w:hAnsi="Times New Roman" w:cs="Times New Roman"/>
+          <w:i/>
+          <w:spacing w:val="12"/>
+          <w:sz w:val="28"/>
+          <w:szCs w:val="28"/>
+        </w:rPr>
+        <w:t xml:space="preserve">TTr-CAP ngày </w:t>
+      </w:r>
+      <w:r>
+        <w:rPr>
+          <w:rFonts w:ascii="Times New Roman" w:hAnsi="Times New Roman" w:cs="Times New Roman"/>
+          <w:i/>
+          <w:spacing w:val="12"/>
+          <w:sz w:val="28"/>
+          <w:szCs w:val="28"/>
+        </w:rPr>
+        <w:t>03</w:t>
+      </w:r>
+      <w:r>
+        <w:rPr>
+          <w:rFonts w:ascii="Times New Roman" w:hAnsi="Times New Roman" w:cs="Times New Roman"/>
+          <w:i/>
+          <w:spacing w:val="12"/>
+          <w:sz w:val="28"/>
+          <w:szCs w:val="28"/>
+        </w:rPr>
+        <w:t xml:space="preserve"> </w:t>
+      </w:r>
+      <w:r>
+        <w:rPr>
+          <w:rFonts w:ascii="Times New Roman" w:hAnsi="Times New Roman" w:cs="Times New Roman"/>
+          <w:i/>
+          <w:spacing w:val="12"/>
+          <w:sz w:val="28"/>
+          <w:szCs w:val="28"/>
+        </w:rPr>
+        <w:t xml:space="preserve">tháng </w:t>
+      </w:r>
+      <w:r>
+        <w:rPr>
+          <w:rFonts w:ascii="Times New Roman" w:hAnsi="Times New Roman" w:cs="Times New Roman"/>
+          <w:i/>
+          <w:spacing w:val="12"/>
+          <w:sz w:val="28"/>
+          <w:szCs w:val="28"/>
+        </w:rPr>
+        <w:t>0</w:t>
+      </w:r>
+      <w:r>
+        <w:rPr>
+          <w:rFonts w:ascii="Times New Roman" w:hAnsi="Times New Roman" w:cs="Times New Roman"/>
+          <w:i/>
+          <w:spacing w:val="12"/>
+          <w:sz w:val="28"/>
+          <w:szCs w:val="28"/>
+        </w:rPr>
+        <w:t>4</w:t>
+      </w:r>
+      <w:r>
+        <w:rPr>
+          <w:rFonts w:ascii="Times New Roman" w:hAnsi="Times New Roman" w:cs="Times New Roman"/>
+          <w:i/>
+          <w:spacing w:val="12"/>
+          <w:sz w:val="28"/>
+          <w:szCs w:val="28"/>
+        </w:rPr>
+        <w:t xml:space="preserve"> năm 2026</w:t>
+      </w:r>
+      <w:r>
+        <w:rPr>
+          <w:rFonts w:ascii="Times New Roman" w:hAnsi="Times New Roman" w:cs="Times New Roman"/>
+          <w:i/>
+          <w:spacing w:val="12"/>
+          <w:sz w:val="28"/>
+          <w:szCs w:val="28"/>
+        </w:rPr>
+        <w:t xml:space="preserve"> về</w:t>
+      </w:r>
+      <w:r>
+        <w:rPr>
+          <w:rFonts w:ascii="Times New Roman" w:hAnsi="Times New Roman" w:cs="Times New Roman"/>
+          <w:i/>
+          <w:spacing w:val="12"/>
+          <w:sz w:val="28"/>
+          <w:szCs w:val="28"/>
+        </w:rPr>
+        <w:t xml:space="preserve"> việc ban hành </w:t>
+      </w:r>
+      <w:r>
+        <w:rPr>
+          <w:rFonts w:ascii="Times New Roman" w:hAnsi="Times New Roman" w:cs="Times New Roman"/>
+          <w:i/>
+          <w:spacing w:val="12"/>
+          <w:sz w:val="28"/>
+          <w:szCs w:val="28"/>
+        </w:rPr>
+        <w:t>giấy</w:t>
+      </w:r>
+      <w:r>
+        <w:rPr>
+          <w:rFonts w:ascii="Times New Roman" w:hAnsi="Times New Roman" w:cs="Times New Roman"/>
+          <w:i/>
+          <w:spacing w:val="12"/>
+          <w:sz w:val="28"/>
+          <w:szCs w:val="28"/>
+        </w:rPr>
+        <w:t xml:space="preserve"> </w:t>
+      </w:r>
+      <w:bookmarkStart w:id="1" w:name="_Hlk211264905"/>
+      <w:r>
+        <w:rPr>
+          <w:rFonts w:ascii="Times New Roman" w:hAnsi="Times New Roman" w:cs="Times New Roman"/>
+          <w:i/>
+          <w:spacing w:val="12"/>
+          <w:sz w:val="28"/>
+          <w:szCs w:val="28"/>
+        </w:rPr>
+        <w:t>chứng nhận</w:t>
+      </w:r>
+      <w:r>
+        <w:rPr>
+          <w:rFonts w:ascii="Times New Roman" w:hAnsi="Times New Roman" w:cs="Times New Roman"/>
+          <w:i/>
+          <w:spacing w:val="12"/>
+          <w:sz w:val="28"/>
+          <w:szCs w:val="28"/>
+        </w:rPr>
+        <w:t xml:space="preserve"> chấp hành xong quyết định quản lý sau cai nghiện ma túy tại nơi cư trú</w:t>
+      </w:r>
+      <w:bookmarkEnd w:id="1"/>
+      <w:r>
+        <w:rPr>
+          <w:rFonts w:ascii="Times New Roman" w:hAnsi="Times New Roman" w:cs="Times New Roman"/>
+          <w:i/>
+          <w:spacing w:val="12"/>
+          <w:sz w:val="28"/>
+          <w:szCs w:val="28"/>
+        </w:rPr>
+        <w:t>.</w:t>
+      </w:r>
+    </w:p>
+    <w:p>
+      <w:pPr>
+        <w:spacing w:before="3pt"/>
+        <w:jc w:val="center"/>
+        <w:outlineLvl w:val="0"/>
+        <w:rPr>
+          <w:rFonts w:ascii="Times New Roman" w:hAnsi="Times New Roman" w:cs="Times New Roman"/>
+          <w:b/>
+          <w:sz w:val="28"/>
+          <w:szCs w:val="28"/>
+        </w:rPr>
+      </w:pPr>
+      <w:r>
+        <w:rPr>
+          <w:rFonts w:ascii="Times New Roman" w:hAnsi="Times New Roman" w:cs="Times New Roman"/>
+          <w:b/>
+          <w:sz w:val="28"/>
+          <w:szCs w:val="28"/>
+        </w:rPr>
+        <w:t>CHỨNG NHẬN:</w:t>
       </w:r>
     </w:p>
     <w:p>
@@ -932,7 +1082,6 @@
         <w:jc w:val="both"/>
         <w:rPr>
           <w:rFonts w:ascii="Times New Roman" w:hAnsi="Times New Roman" w:cs="Times New Roman"/>
-          <w:i/>
           <w:sz w:val="28"/>
           <w:szCs w:val="28"/>
         </w:rPr>
@@ -940,79 +1089,51 @@
       <w:r>
         <w:rPr>
           <w:rFonts w:ascii="Times New Roman" w:hAnsi="Times New Roman" w:cs="Times New Roman"/>
-          <w:i/>
-          <w:sz w:val="28"/>
-          <w:szCs w:val="28"/>
-        </w:rPr>
-        <w:t xml:space="preserve">Căn cứ </w:t>
-      </w:r>
-      <w:r>
-        <w:rPr>
-          <w:rFonts w:ascii="Times New Roman" w:hAnsi="Times New Roman" w:cs="Times New Roman"/>
-          <w:i/>
-          <w:sz w:val="28"/>
-          <w:szCs w:val="28"/>
-        </w:rPr>
-        <w:t xml:space="preserve">Quyết định số </w:t>
-      </w:r>
-      <w:r>
-        <w:rPr>
-          <w:rFonts w:ascii="Times New Roman" w:hAnsi="Times New Roman" w:cs="Times New Roman"/>
-          <w:i/>
-          <w:sz w:val="28"/>
-          <w:szCs w:val="28"/>
-        </w:rPr>
-        <w:t>110</w:t>
-      </w:r>
-      <w:r>
-        <w:rPr>
-          <w:rFonts w:ascii="Times New Roman" w:hAnsi="Times New Roman" w:cs="Times New Roman"/>
-          <w:i/>
-          <w:sz w:val="28"/>
-          <w:szCs w:val="28"/>
-        </w:rPr>
-        <w:t>/</w:t>
-      </w:r>
-      <w:r>
-        <w:rPr>
-          <w:rFonts w:ascii="Times New Roman" w:hAnsi="Times New Roman" w:cs="Times New Roman"/>
-          <w:i/>
-          <w:sz w:val="28"/>
-          <w:szCs w:val="28"/>
-        </w:rPr>
-        <w:t xml:space="preserve">QĐ-UBND ngày </w:t>
-      </w:r>
-      <w:r>
-        <w:rPr>
-          <w:rFonts w:ascii="Times New Roman" w:hAnsi="Times New Roman" w:cs="Times New Roman"/>
-          <w:i/>
-          <w:sz w:val="28"/>
-          <w:szCs w:val="28"/>
-        </w:rPr>
-        <w:t>19</w:t>
-      </w:r>
-      <w:r>
-        <w:rPr>
-          <w:rFonts w:ascii="Times New Roman" w:hAnsi="Times New Roman" w:cs="Times New Roman"/>
-          <w:i/>
-          <w:sz w:val="28"/>
-          <w:szCs w:val="28"/>
-        </w:rPr>
-        <w:t>/</w:t>
-      </w:r>
-      <w:r>
-        <w:rPr>
-          <w:rFonts w:ascii="Times New Roman" w:hAnsi="Times New Roman" w:cs="Times New Roman"/>
-          <w:i/>
-          <w:sz w:val="28"/>
-          <w:szCs w:val="28"/>
-        </w:rPr>
-        <w:t>04/2024</w:t>
-      </w:r>
-      <w:r>
-        <w:rPr>
-          <w:rFonts w:ascii="Times New Roman" w:hAnsi="Times New Roman" w:cs="Times New Roman"/>
-          <w:i/>
+          <w:b/>
+          <w:bCs/>
+          <w:sz w:val="28"/>
+          <w:szCs w:val="28"/>
+        </w:rPr>
+        <w:t>1.</w:t>
+      </w:r>
+      <w:r>
+        <w:rPr>
+          <w:rFonts w:ascii="Times New Roman" w:hAnsi="Times New Roman" w:cs="Times New Roman"/>
+          <w:sz w:val="28"/>
+          <w:szCs w:val="28"/>
+        </w:rPr>
+        <w:t xml:space="preserve"> Họ </w:t>
+      </w:r>
+      <w:r>
+        <w:rPr>
+          <w:rFonts w:ascii="Times New Roman" w:hAnsi="Times New Roman" w:cs="Times New Roman"/>
+          <w:sz w:val="28"/>
+          <w:szCs w:val="28"/>
+        </w:rPr>
+        <w:t xml:space="preserve">và tên: </w:t>
+      </w:r>
+      <w:r>
+        <w:rPr>
+          <w:rFonts w:ascii="Times New Roman" w:eastAsia="Times New Roman" w:hAnsi="Times New Roman" w:cs="Times New Roman"/>
+          <w:color w:val="000000"/>
+          <w:spacing w:val="-2"/>
+          <w:sz w:val="28"/>
+          <w:szCs w:val="28"/>
+          <w:highlight w:val="yellow"/>
+        </w:rPr>
+        <w:t>{HOTEN}</w:t>
+      </w:r>
+      <w:r>
+        <w:rPr>
+          <w:rFonts w:ascii="Times New Roman" w:hAnsi="Times New Roman" w:cs="Times New Roman"/>
+          <w:sz w:val="28"/>
+          <w:szCs w:val="28"/>
+        </w:rPr>
+        <w:tab/>
+      </w:r>
+      <w:r>
+        <w:rPr>
+          <w:rFonts w:ascii="Times New Roman" w:hAnsi="Times New Roman" w:cs="Times New Roman"/>
           <w:sz w:val="28"/>
           <w:szCs w:val="28"/>
         </w:rPr>
@@ -1021,65 +1142,37 @@
       <w:r>
         <w:rPr>
           <w:rFonts w:ascii="Times New Roman" w:hAnsi="Times New Roman" w:cs="Times New Roman"/>
-          <w:i/>
-          <w:sz w:val="28"/>
-          <w:szCs w:val="28"/>
-        </w:rPr>
-        <w:t xml:space="preserve">của Chủ tịch </w:t>
-      </w:r>
-      <w:r>
-        <w:rPr>
-          <w:rFonts w:ascii="Times New Roman" w:hAnsi="Times New Roman" w:cs="Times New Roman"/>
-          <w:i/>
-          <w:sz w:val="28"/>
-          <w:szCs w:val="28"/>
-        </w:rPr>
-        <w:t>Ủy ban nhân dân</w:t>
-      </w:r>
-      <w:r>
-        <w:rPr>
-          <w:rFonts w:ascii="Times New Roman" w:hAnsi="Times New Roman" w:cs="Times New Roman"/>
-          <w:i/>
-          <w:sz w:val="28"/>
-          <w:szCs w:val="28"/>
-        </w:rPr>
-        <w:t xml:space="preserve"> </w:t>
-      </w:r>
-      <w:r>
-        <w:rPr>
-          <w:rFonts w:ascii="Times New Roman" w:hAnsi="Times New Roman" w:cs="Times New Roman"/>
-          <w:i/>
-          <w:sz w:val="28"/>
-          <w:szCs w:val="28"/>
-        </w:rPr>
-        <w:t>xã Hàng Gòn</w:t>
-      </w:r>
-      <w:r>
-        <w:rPr>
-          <w:rFonts w:ascii="Times New Roman" w:hAnsi="Times New Roman" w:cs="Times New Roman"/>
-          <w:i/>
-          <w:sz w:val="28"/>
-          <w:szCs w:val="28"/>
-        </w:rPr>
-        <w:t xml:space="preserve"> </w:t>
-      </w:r>
-      <w:r>
-        <w:rPr>
-          <w:rFonts w:ascii="Times New Roman" w:hAnsi="Times New Roman" w:cs="Times New Roman"/>
-          <w:i/>
-          <w:sz w:val="28"/>
-          <w:szCs w:val="28"/>
-        </w:rPr>
-        <w:t>về việc quản lý sau cai nghiện ma tuý tại nơi cư trú</w:t>
-      </w:r>
-      <w:r>
-        <w:rPr>
-          <w:rFonts w:ascii="Times New Roman" w:hAnsi="Times New Roman" w:cs="Times New Roman"/>
-          <w:i/>
-          <w:sz w:val="28"/>
-          <w:szCs w:val="28"/>
-        </w:rPr>
-        <w:t>;</w:t>
+          <w:sz w:val="28"/>
+          <w:szCs w:val="28"/>
+        </w:rPr>
+        <w:tab/>
+      </w:r>
+      <w:r>
+        <w:rPr>
+          <w:rFonts w:ascii="Times New Roman" w:hAnsi="Times New Roman" w:cs="Times New Roman"/>
+          <w:sz w:val="28"/>
+          <w:szCs w:val="28"/>
+        </w:rPr>
+        <w:tab/>
+      </w:r>
+      <w:r>
+        <w:rPr>
+          <w:rFonts w:ascii="Times New Roman" w:hAnsi="Times New Roman" w:cs="Times New Roman"/>
+          <w:sz w:val="28"/>
+          <w:szCs w:val="28"/>
+        </w:rPr>
+        <w:t xml:space="preserve">Giới tính: </w:t>
+      </w:r>
+      <w:r>
+        <w:rPr>
+          <w:rFonts w:ascii="Times New Roman" w:eastAsia="Times New Roman" w:hAnsi="Times New Roman" w:cs="Times New Roman"/>
+          <w:color w:val="000000"/>
+          <w:spacing w:val="-2"/>
+          <w:sz w:val="28"/>
+          <w:szCs w:val="28"/>
+          <w:highlight w:val="yellow"/>
+        </w:rPr>
+        <w:t>{GIOITINH}</w:t>
       </w:r>
     </w:p>
     <w:p>
@@ -1089,8 +1182,6 @@
         <w:jc w:val="both"/>
         <w:rPr>
           <w:rFonts w:ascii="Times New Roman" w:hAnsi="Times New Roman" w:cs="Times New Roman"/>
-          <w:i/>
-          <w:spacing w:val="12"/>
           <w:sz w:val="28"/>
           <w:szCs w:val="28"/>
         </w:rPr>
@@ -1098,48 +1189,14 @@
       <w:r>
         <w:rPr>
           <w:rFonts w:ascii="Times New Roman" w:hAnsi="Times New Roman" w:cs="Times New Roman"/>
-          <w:i/>
-          <w:spacing w:val="12"/>
-          <w:sz w:val="28"/>
-          <w:szCs w:val="28"/>
-        </w:rPr>
-        <w:t xml:space="preserve">Theo đề nghị của Trưởng Công an phường </w:t>
-      </w:r>
-      <w:r>
-        <w:rPr>
-          <w:rFonts w:ascii="Times New Roman" w:hAnsi="Times New Roman" w:cs="Times New Roman"/>
-          <w:i/>
-          <w:spacing w:val="12"/>
-          <w:sz w:val="28"/>
-          <w:szCs w:val="28"/>
-        </w:rPr>
-        <w:t>Hàng Gòn</w:t>
-      </w:r>
-      <w:r>
-        <w:rPr>
-          <w:rFonts w:ascii="Times New Roman" w:hAnsi="Times New Roman" w:cs="Times New Roman"/>
-          <w:i/>
-          <w:spacing w:val="12"/>
-          <w:sz w:val="28"/>
-          <w:szCs w:val="28"/>
-        </w:rPr>
-        <w:t xml:space="preserve"> tại Tờ trình số</w:t>
-      </w:r>
-      <w:r>
-        <w:rPr>
-          <w:rFonts w:ascii="Times New Roman" w:hAnsi="Times New Roman" w:cs="Times New Roman"/>
-          <w:i/>
-          <w:spacing w:val="12"/>
-          <w:sz w:val="28"/>
-          <w:szCs w:val="28"/>
-        </w:rPr>
-        <w:t>:</w:t>
-      </w:r>
-      <w:r>
-        <w:rPr>
-          <w:rFonts w:ascii="Times New Roman" w:hAnsi="Times New Roman" w:cs="Times New Roman"/>
-          <w:i/>
-          <w:spacing w:val="12"/>
+          <w:sz w:val="28"/>
+          <w:szCs w:val="28"/>
+        </w:rPr>
+        <w:t>Tên gọi khác:</w:t>
+      </w:r>
+      <w:r>
+        <w:rPr>
+          <w:rFonts w:ascii="Times New Roman" w:hAnsi="Times New Roman" w:cs="Times New Roman"/>
           <w:sz w:val="28"/>
           <w:szCs w:val="28"/>
         </w:rPr>
@@ -1147,187 +1204,31 @@
       </w:r>
       <w:r>
         <w:rPr>
-          <w:rFonts w:ascii="Times New Roman" w:hAnsi="Times New Roman" w:cs="Times New Roman"/>
-          <w:i/>
-          <w:spacing w:val="12"/>
-          <w:sz w:val="28"/>
-          <w:szCs w:val="28"/>
-        </w:rPr>
-        <w:t>51</w:t>
-      </w:r>
-      <w:r>
-        <w:rPr>
-          <w:rFonts w:ascii="Times New Roman" w:hAnsi="Times New Roman" w:cs="Times New Roman"/>
-          <w:i/>
-          <w:spacing w:val="12"/>
-          <w:sz w:val="28"/>
-          <w:szCs w:val="28"/>
-        </w:rPr>
-        <w:t>/</w:t>
-      </w:r>
-      <w:r>
-        <w:rPr>
-          <w:rFonts w:ascii="Times New Roman" w:hAnsi="Times New Roman" w:cs="Times New Roman"/>
-          <w:i/>
-          <w:spacing w:val="12"/>
-          <w:sz w:val="28"/>
-          <w:szCs w:val="28"/>
-        </w:rPr>
-        <w:t xml:space="preserve">TTr-CAP ngày </w:t>
-      </w:r>
-      <w:r>
-        <w:rPr>
-          <w:rFonts w:ascii="Times New Roman" w:hAnsi="Times New Roman" w:cs="Times New Roman"/>
-          <w:i/>
-          <w:spacing w:val="12"/>
-          <w:sz w:val="28"/>
-          <w:szCs w:val="28"/>
-        </w:rPr>
-        <w:t>03</w:t>
-      </w:r>
-      <w:r>
-        <w:rPr>
-          <w:rFonts w:ascii="Times New Roman" w:hAnsi="Times New Roman" w:cs="Times New Roman"/>
-          <w:i/>
-          <w:spacing w:val="12"/>
-          <w:sz w:val="28"/>
-          <w:szCs w:val="28"/>
-        </w:rPr>
-        <w:t xml:space="preserve"> </w:t>
-      </w:r>
-      <w:r>
-        <w:rPr>
-          <w:rFonts w:ascii="Times New Roman" w:hAnsi="Times New Roman" w:cs="Times New Roman"/>
-          <w:i/>
-          <w:spacing w:val="12"/>
-          <w:sz w:val="28"/>
-          <w:szCs w:val="28"/>
-        </w:rPr>
-        <w:t xml:space="preserve">tháng </w:t>
-      </w:r>
-      <w:r>
-        <w:rPr>
-          <w:rFonts w:ascii="Times New Roman" w:hAnsi="Times New Roman" w:cs="Times New Roman"/>
-          <w:i/>
-          <w:spacing w:val="12"/>
-          <w:sz w:val="28"/>
-          <w:szCs w:val="28"/>
-        </w:rPr>
-        <w:t>0</w:t>
-      </w:r>
-      <w:r>
-        <w:rPr>
-          <w:rFonts w:ascii="Times New Roman" w:hAnsi="Times New Roman" w:cs="Times New Roman"/>
-          <w:i/>
-          <w:spacing w:val="12"/>
-          <w:sz w:val="28"/>
-          <w:szCs w:val="28"/>
-        </w:rPr>
-        <w:t>4</w:t>
-      </w:r>
-      <w:r>
-        <w:rPr>
-          <w:rFonts w:ascii="Times New Roman" w:hAnsi="Times New Roman" w:cs="Times New Roman"/>
-          <w:i/>
-          <w:spacing w:val="12"/>
-          <w:sz w:val="28"/>
-          <w:szCs w:val="28"/>
-        </w:rPr>
-        <w:t xml:space="preserve"> năm 2026</w:t>
-      </w:r>
-      <w:r>
-        <w:rPr>
-          <w:rFonts w:ascii="Times New Roman" w:hAnsi="Times New Roman" w:cs="Times New Roman"/>
-          <w:i/>
-          <w:spacing w:val="12"/>
-          <w:sz w:val="28"/>
-          <w:szCs w:val="28"/>
-        </w:rPr>
-        <w:t xml:space="preserve"> về</w:t>
-      </w:r>
-      <w:r>
-        <w:rPr>
-          <w:rFonts w:ascii="Times New Roman" w:hAnsi="Times New Roman" w:cs="Times New Roman"/>
-          <w:i/>
-          <w:spacing w:val="12"/>
-          <w:sz w:val="28"/>
-          <w:szCs w:val="28"/>
-        </w:rPr>
-        <w:t xml:space="preserve"> việc ban hành </w:t>
-      </w:r>
-      <w:r>
-        <w:rPr>
-          <w:rFonts w:ascii="Times New Roman" w:hAnsi="Times New Roman" w:cs="Times New Roman"/>
-          <w:i/>
-          <w:spacing w:val="12"/>
-          <w:sz w:val="28"/>
-          <w:szCs w:val="28"/>
-        </w:rPr>
-        <w:t>giấy</w:t>
-      </w:r>
-      <w:r>
-        <w:rPr>
-          <w:rFonts w:ascii="Times New Roman" w:hAnsi="Times New Roman" w:cs="Times New Roman"/>
-          <w:i/>
-          <w:spacing w:val="12"/>
-          <w:sz w:val="28"/>
-          <w:szCs w:val="28"/>
-        </w:rPr>
-        <w:t xml:space="preserve"> </w:t>
-      </w:r>
-      <w:bookmarkStart w:id="0" w:name="_Hlk211264905"/>
-      <w:r>
-        <w:rPr>
-          <w:rFonts w:ascii="Times New Roman" w:hAnsi="Times New Roman" w:cs="Times New Roman"/>
-          <w:i/>
-          <w:spacing w:val="12"/>
-          <w:sz w:val="28"/>
-          <w:szCs w:val="28"/>
-        </w:rPr>
-        <w:t>chứng nhận</w:t>
-      </w:r>
-      <w:r>
-        <w:rPr>
-          <w:rFonts w:ascii="Times New Roman" w:hAnsi="Times New Roman" w:cs="Times New Roman"/>
-          <w:i/>
-          <w:spacing w:val="12"/>
-          <w:sz w:val="28"/>
-          <w:szCs w:val="28"/>
-        </w:rPr>
-        <w:t xml:space="preserve"> chấp hành xong quyết định quản lý sau cai nghiện ma túy tại nơi cư trú</w:t>
-      </w:r>
-      <w:bookmarkEnd w:id="0"/>
-      <w:r>
-        <w:rPr>
-          <w:rFonts w:ascii="Times New Roman" w:hAnsi="Times New Roman" w:cs="Times New Roman"/>
-          <w:i/>
-          <w:spacing w:val="12"/>
-          <w:sz w:val="28"/>
-          <w:szCs w:val="28"/>
-        </w:rPr>
-        <w:t>.</w:t>
-      </w:r>
-    </w:p>
-    <w:p>
-      <w:pPr>
-        <w:spacing w:before="3pt"/>
-        <w:jc w:val="center"/>
-        <w:outlineLvl w:val="0"/>
-        <w:rPr>
-          <w:rFonts w:ascii="Times New Roman" w:hAnsi="Times New Roman" w:cs="Times New Roman"/>
-          <w:b/>
-          <w:sz w:val="28"/>
-          <w:szCs w:val="28"/>
-        </w:rPr>
-      </w:pPr>
-      <w:r>
-        <w:rPr>
-          <w:rFonts w:ascii="Times New Roman" w:hAnsi="Times New Roman" w:cs="Times New Roman"/>
-          <w:b/>
-          <w:sz w:val="28"/>
-          <w:szCs w:val="28"/>
-        </w:rPr>
-        <w:t>CHỨNG NHẬN:</w:t>
+          <w:rFonts w:ascii="Times New Roman" w:eastAsia="Times New Roman" w:hAnsi="Times New Roman" w:cs="Times New Roman"/>
+          <w:color w:val="000000"/>
+          <w:sz w:val="28"/>
+          <w:szCs w:val="28"/>
+          <w:highlight w:val="yellow"/>
+          <w:shd w:val="clear" w:color="auto" w:fill="FFFFFF"/>
+          <w:lang w:val="vi-VN" w:eastAsia="en-GB"/>
+        </w:rPr>
+        <w:t>{TENKHAC}</w:t>
+      </w:r>
+      <w:r>
+        <w:rPr>
+          <w:rFonts w:ascii="Times New Roman" w:hAnsi="Times New Roman" w:cs="Times New Roman"/>
+          <w:sz w:val="28"/>
+          <w:szCs w:val="28"/>
+        </w:rPr>
+        <w:tab/>
+      </w:r>
+      <w:r>
+        <w:rPr>
+          <w:rFonts w:ascii="Times New Roman" w:hAnsi="Times New Roman" w:cs="Times New Roman"/>
+          <w:sz w:val="28"/>
+          <w:szCs w:val="28"/>
+        </w:rPr>
+        <w:tab/>
       </w:r>
     </w:p>
     <w:p>
@@ -1336,157 +1237,13 @@
         <w:ind w:firstLine="36pt"/>
         <w:jc w:val="both"/>
         <w:rPr>
-          <w:rFonts w:ascii="Times New Roman" w:hAnsi="Times New Roman" w:cs="Times New Roman"/>
-          <w:sz w:val="28"/>
-          <w:szCs w:val="28"/>
-        </w:rPr>
-      </w:pPr>
-      <w:r>
-        <w:rPr>
-          <w:rFonts w:ascii="Times New Roman" w:hAnsi="Times New Roman" w:cs="Times New Roman"/>
-          <w:b/>
-          <w:bCs/>
-          <w:sz w:val="28"/>
-          <w:szCs w:val="28"/>
-        </w:rPr>
-        <w:t>1.</w:t>
-      </w:r>
-      <w:r>
-        <w:rPr>
-          <w:rFonts w:ascii="Times New Roman" w:hAnsi="Times New Roman" w:cs="Times New Roman"/>
-          <w:sz w:val="28"/>
-          <w:szCs w:val="28"/>
-        </w:rPr>
-        <w:t xml:space="preserve"> Họ </w:t>
-      </w:r>
-      <w:r>
-        <w:rPr>
-          <w:rFonts w:ascii="Times New Roman" w:hAnsi="Times New Roman" w:cs="Times New Roman"/>
-          <w:sz w:val="28"/>
-          <w:szCs w:val="28"/>
-        </w:rPr>
-        <w:t xml:space="preserve">và tên: </w:t>
-      </w:r>
-      <w:r>
-        <w:rPr>
           <w:rFonts w:ascii="Times New Roman" w:eastAsia="Times New Roman" w:hAnsi="Times New Roman" w:cs="Times New Roman"/>
           <w:color w:val="000000"/>
           <w:spacing w:val="-2"/>
           <w:sz w:val="28"/>
           <w:szCs w:val="28"/>
-          <w:highlight w:val="yellow"/>
-        </w:rPr>
-        <w:t>{HOTEN}</w:t>
-      </w:r>
-      <w:r>
-        <w:rPr>
-          <w:rFonts w:ascii="Times New Roman" w:hAnsi="Times New Roman" w:cs="Times New Roman"/>
-          <w:sz w:val="28"/>
-          <w:szCs w:val="28"/>
-        </w:rPr>
-        <w:tab/>
-      </w:r>
-      <w:r>
-        <w:rPr>
-          <w:rFonts w:ascii="Times New Roman" w:hAnsi="Times New Roman" w:cs="Times New Roman"/>
-          <w:sz w:val="28"/>
-          <w:szCs w:val="28"/>
-        </w:rPr>
-        <w:t xml:space="preserve"> </w:t>
-      </w:r>
-      <w:r>
-        <w:rPr>
-          <w:rFonts w:ascii="Times New Roman" w:hAnsi="Times New Roman" w:cs="Times New Roman"/>
-          <w:sz w:val="28"/>
-          <w:szCs w:val="28"/>
-        </w:rPr>
-        <w:tab/>
-      </w:r>
-      <w:r>
-        <w:rPr>
-          <w:rFonts w:ascii="Times New Roman" w:hAnsi="Times New Roman" w:cs="Times New Roman"/>
-          <w:sz w:val="28"/>
-          <w:szCs w:val="28"/>
-        </w:rPr>
-        <w:tab/>
-      </w:r>
-      <w:r>
-        <w:rPr>
-          <w:rFonts w:ascii="Times New Roman" w:hAnsi="Times New Roman" w:cs="Times New Roman"/>
-          <w:sz w:val="28"/>
-          <w:szCs w:val="28"/>
-        </w:rPr>
-        <w:t xml:space="preserve">Giới tính: </w:t>
-      </w:r>
-      <w:r>
-        <w:rPr>
-          <w:rFonts w:ascii="Times New Roman" w:eastAsia="Times New Roman" w:hAnsi="Times New Roman" w:cs="Times New Roman"/>
-          <w:color w:val="000000"/>
-          <w:spacing w:val="-2"/>
-          <w:sz w:val="28"/>
-          <w:szCs w:val="28"/>
-          <w:highlight w:val="yellow"/>
-        </w:rPr>
-        <w:t>{GIOITINH}</w:t>
-      </w:r>
-    </w:p>
-    <w:p>
-      <w:pPr>
-        <w:spacing w:before="3pt"/>
-        <w:ind w:firstLine="36pt"/>
-        <w:jc w:val="both"/>
-        <w:rPr>
-          <w:rFonts w:ascii="Times New Roman" w:eastAsia="Times New Roman" w:hAnsi="Times New Roman" w:cs="Times New Roman"/>
-          <w:color w:val="000000"/>
-          <w:spacing w:val="-2"/>
-          <w:sz w:val="28"/>
-          <w:szCs w:val="28"/>
         </w:rPr>
       </w:pPr>
-      <w:r>
-        <w:rPr>
-          <w:rFonts w:ascii="Times New Roman" w:hAnsi="Times New Roman" w:cs="Times New Roman"/>
-          <w:sz w:val="28"/>
-          <w:szCs w:val="28"/>
-        </w:rPr>
-        <w:t>Tên gọi khác:</w:t>
-      </w:r>
-      <w:r>
-        <w:rPr>
-          <w:rFonts w:ascii="Times New Roman" w:hAnsi="Times New Roman" w:cs="Times New Roman"/>
-          <w:sz w:val="28"/>
-          <w:szCs w:val="28"/>
-        </w:rPr>
-        <w:t xml:space="preserve"> </w:t>
-      </w:r>
-      <w:r>
-        <w:rPr>
-          <w:rFonts w:ascii="Times New Roman" w:eastAsia="Times New Roman" w:hAnsi="Times New Roman" w:cs="Times New Roman"/>
-          <w:color w:val="000000"/>
-          <w:sz w:val="28"/>
-          <w:szCs w:val="28"/>
-          <w:highlight w:val="yellow"/>
-          <w:shd w:val="clear" w:color="auto" w:fill="FFFFFF"/>
-          <w:lang w:val="vi-VN" w:eastAsia="en-GB"/>
-        </w:rPr>
-        <w:t>{TENKHAC}</w:t>
-      </w:r>
-      <w:r>
-        <w:rPr>
-          <w:rFonts w:ascii="Times New Roman" w:hAnsi="Times New Roman" w:cs="Times New Roman"/>
-          <w:sz w:val="28"/>
-          <w:szCs w:val="28"/>
-        </w:rPr>
-        <w:tab/>
-      </w:r>
-      <w:r>
-        <w:rPr>
-          <w:rFonts w:ascii="Times New Roman" w:hAnsi="Times New Roman" w:cs="Times New Roman"/>
-          <w:sz w:val="28"/>
-          <w:szCs w:val="28"/>
-        </w:rPr>
-        <w:tab/>
-      </w:r>
       <w:r>
         <w:rPr>
           <w:rFonts w:ascii="Times New Roman" w:hAnsi="Times New Roman" w:cs="Times New Roman"/>
@@ -2034,8 +1791,8 @@
         <w:tblLook w:firstRow="0" w:lastRow="0" w:firstColumn="0" w:lastColumn="0" w:noHBand="0" w:noVBand="0"/>
       </w:tblPr>
       <w:tblGrid>
-        <w:gridCol w:w="5023"/>
-        <w:gridCol w:w="4332"/>
+        <w:gridCol w:w="5031"/>
+        <w:gridCol w:w="4324"/>
       </w:tblGrid>
       <w:tr>
         <w:trPr>
@@ -2082,24 +1839,34 @@
                 <w:sz w:val="20"/>
                 <w:szCs w:val="20"/>
               </w:rPr>
-              <w:t>- CT, các PCT UBND phường;</w:t>
-            </w:r>
-          </w:p>
-          <w:p>
-            <w:pPr>
+              <w:t>-</w:t>
+            </w:r>
+            <w:r>
               <w:rPr>
                 <w:rFonts w:ascii="Times New Roman" w:hAnsi="Times New Roman" w:cs="Times New Roman"/>
                 <w:sz w:val="20"/>
                 <w:szCs w:val="20"/>
               </w:rPr>
-            </w:pPr>
+              <w:t xml:space="preserve"> </w:t>
+            </w:r>
             <w:r>
               <w:rPr>
                 <w:rFonts w:ascii="Times New Roman" w:hAnsi="Times New Roman" w:cs="Times New Roman"/>
                 <w:sz w:val="20"/>
                 <w:szCs w:val="20"/>
               </w:rPr>
-              <w:t xml:space="preserve">- </w:t>
+              <w:t xml:space="preserve">Ông </w:t>
+            </w:r>
+            <w:r>
+              <w:rPr>
+                <w:rFonts w:ascii="Times New Roman" w:eastAsia="Times New Roman" w:hAnsi="Times New Roman" w:cs="Times New Roman"/>
+                <w:color w:val="000000"/>
+                <w:spacing w:val="-2"/>
+                <w:sz w:val="28"/>
+                <w:szCs w:val="28"/>
+                <w:highlight w:val="yellow"/>
+              </w:rPr>
+              <w:t>{HOTEN}</w:t>
             </w:r>
             <w:r>
               <w:rPr>
@@ -2107,7 +1874,7 @@
                 <w:sz w:val="20"/>
                 <w:szCs w:val="20"/>
               </w:rPr>
-              <w:t>Công an</w:t>
+              <w:t>;</w:t>
             </w:r>
             <w:r>
               <w:rPr>
@@ -2115,24 +1882,24 @@
                 <w:sz w:val="20"/>
                 <w:szCs w:val="20"/>
               </w:rPr>
-              <w:t xml:space="preserve"> phường;</w:t>
-            </w:r>
-          </w:p>
-          <w:p>
-            <w:pPr>
+              <w:br/>
+              <w:t>- Lưu</w:t>
+            </w:r>
+            <w:r>
               <w:rPr>
                 <w:rFonts w:ascii="Times New Roman" w:hAnsi="Times New Roman" w:cs="Times New Roman"/>
                 <w:sz w:val="20"/>
                 <w:szCs w:val="20"/>
               </w:rPr>
-            </w:pPr>
+              <w:t>:</w:t>
+            </w:r>
             <w:r>
               <w:rPr>
                 <w:rFonts w:ascii="Times New Roman" w:hAnsi="Times New Roman" w:cs="Times New Roman"/>
                 <w:sz w:val="20"/>
                 <w:szCs w:val="20"/>
               </w:rPr>
-              <w:t>-</w:t>
+              <w:t xml:space="preserve"> VT</w:t>
             </w:r>
             <w:r>
               <w:rPr>
@@ -2140,103 +1907,7 @@
                 <w:sz w:val="20"/>
                 <w:szCs w:val="20"/>
               </w:rPr>
-              <w:t xml:space="preserve"> </w:t>
-            </w:r>
-            <w:r>
-              <w:rPr>
-                <w:rFonts w:ascii="Times New Roman" w:hAnsi="Times New Roman" w:cs="Times New Roman"/>
-                <w:sz w:val="20"/>
-                <w:szCs w:val="20"/>
-              </w:rPr>
-              <w:t xml:space="preserve">Ông </w:t>
-            </w:r>
-            <w:r>
-              <w:rPr>
-                <w:rFonts w:ascii="Times New Roman" w:hAnsi="Times New Roman" w:cs="Times New Roman"/>
-                <w:sz w:val="20"/>
-                <w:szCs w:val="20"/>
-              </w:rPr>
-              <w:t>Đỗ Ngọc Hiếu</w:t>
-            </w:r>
-            <w:r>
-              <w:rPr>
-                <w:rFonts w:ascii="Times New Roman" w:hAnsi="Times New Roman" w:cs="Times New Roman"/>
-                <w:sz w:val="20"/>
-                <w:szCs w:val="20"/>
-              </w:rPr>
-              <w:t>;</w:t>
-            </w:r>
-          </w:p>
-          <w:p>
-            <w:pPr>
-              <w:rPr>
-                <w:rFonts w:ascii="Times New Roman" w:hAnsi="Times New Roman" w:cs="Times New Roman"/>
-              </w:rPr>
-            </w:pPr>
-            <w:r>
-              <w:rPr>
-                <w:rFonts w:ascii="Times New Roman" w:hAnsi="Times New Roman" w:cs="Times New Roman"/>
-                <w:sz w:val="20"/>
-                <w:szCs w:val="20"/>
-              </w:rPr>
-              <w:t xml:space="preserve">- Chánh, Phó </w:t>
-            </w:r>
-            <w:r>
-              <w:rPr>
-                <w:rFonts w:ascii="Times New Roman" w:hAnsi="Times New Roman" w:cs="Times New Roman"/>
-                <w:sz w:val="20"/>
-                <w:szCs w:val="20"/>
-              </w:rPr>
-              <w:t xml:space="preserve">Chánh </w:t>
-            </w:r>
-            <w:r>
-              <w:rPr>
-                <w:rFonts w:ascii="Times New Roman" w:hAnsi="Times New Roman" w:cs="Times New Roman"/>
-                <w:sz w:val="20"/>
-                <w:szCs w:val="20"/>
-              </w:rPr>
-              <w:t>VP;</w:t>
-            </w:r>
-            <w:r>
-              <w:rPr>
-                <w:rFonts w:ascii="Times New Roman" w:hAnsi="Times New Roman" w:cs="Times New Roman"/>
-                <w:sz w:val="20"/>
-                <w:szCs w:val="20"/>
-              </w:rPr>
-              <w:br/>
-              <w:t>- Lưu</w:t>
-            </w:r>
-            <w:r>
-              <w:rPr>
-                <w:rFonts w:ascii="Times New Roman" w:hAnsi="Times New Roman" w:cs="Times New Roman"/>
-                <w:sz w:val="20"/>
-                <w:szCs w:val="20"/>
-              </w:rPr>
-              <w:t>:</w:t>
-            </w:r>
-            <w:r>
-              <w:rPr>
-                <w:rFonts w:ascii="Times New Roman" w:hAnsi="Times New Roman" w:cs="Times New Roman"/>
-                <w:sz w:val="20"/>
-                <w:szCs w:val="20"/>
-              </w:rPr>
-              <w:t xml:space="preserve"> VT</w:t>
-            </w:r>
-            <w:r>
-              <w:rPr>
-                <w:rFonts w:ascii="Times New Roman" w:hAnsi="Times New Roman" w:cs="Times New Roman"/>
-                <w:sz w:val="20"/>
-                <w:szCs w:val="20"/>
-              </w:rPr>
-              <w:t>, TH (NC)</w:t>
-            </w:r>
-            <w:r>
-              <w:rPr>
-                <w:rFonts w:ascii="Times New Roman" w:hAnsi="Times New Roman" w:cs="Times New Roman"/>
-                <w:sz w:val="20"/>
-                <w:szCs w:val="20"/>
-              </w:rPr>
-              <w:t>.</w:t>
+              <w:t xml:space="preserve"> – VP.</w:t>
             </w:r>
           </w:p>
         </w:tc>
@@ -2355,8 +2026,9 @@
       </w:pPr>
     </w:p>
     <w:sectPr>
+      <w:footerReference w:type="default" r:id="rId7"/>
       <w:pgSz w:w="595.35pt" w:h="842pt" w:code="9"/>
-      <w:pgMar w:top="56.70pt" w:right="42.55pt" w:bottom="21.30pt" w:left="85.05pt" w:header="36pt" w:footer="36pt" w:gutter="0pt"/>
+      <w:pgMar w:top="56.70pt" w:right="42.55pt" w:bottom="21.30pt" w:left="85.05pt" w:header="36pt" w:footer="27.10pt" w:gutter="0pt"/>
       <w:cols w:space="36pt"/>
       <w:docGrid w:linePitch="360"/>
     </w:sectPr>
@@ -2381,6 +2053,95 @@
     </w:p>
   </w:endnote>
 </w:endnotes>
+</file>
+
+<file path=word/footer1.xml><?xml version="1.0" encoding="utf-8"?>
+<w:ftr xmlns:cx="http://schemas.microsoft.com/office/drawing/2014/chartex" xmlns:cx1="http://schemas.microsoft.com/office/drawing/2015/9/8/chartex" xmlns:cx2="http://schemas.microsoft.com/office/drawing/2015/10/21/chartex" xmlns:cx3="http://schemas.microsoft.com/office/drawing/2016/5/9/chartex" xmlns:cx4="http://schemas.microsoft.com/office/drawing/2016/5/10/chartex" xmlns:cx5="http://schemas.microsoft.com/office/drawing/2016/5/11/chartex" xmlns:cx6="http://schemas.microsoft.com/office/drawing/2016/5/12/chartex" xmlns:cx7="http://schemas.microsoft.com/office/drawing/2016/5/13/chartex" xmlns:cx8="http://schemas.microsoft.com/office/drawing/2016/5/14/chartex" xmlns:mc="http://schemas.openxmlformats.org/markup-compatibility/2006" xmlns:aink="http://schemas.microsoft.com/office/drawing/2016/ink" xmlns:am3d="http://schemas.microsoft.com/office/drawing/2017/model3d" xmlns:o="urn:schemas-microsoft-com:office:office" xmlns:oel="http://schemas.microsoft.com/office/2019/extlst" xmlns:r="http://purl.oclc.org/ooxml/officeDocument/relationships" xmlns:m="http://purl.oclc.org/ooxml/officeDocument/math" xmlns:v="urn:schemas-microsoft-com:vml" xmlns:wp14="http://schemas.microsoft.com/office/word/2010/wordprocessingDrawing" xmlns:wp="http://purl.oclc.org/ooxml/drawingml/wordprocessingDrawing" xmlns:w10="urn:schemas-microsoft-com:office:word" xmlns:w="http://purl.oclc.org/ooxml/wordprocessingml/main" xmlns:w14="http://schemas.microsoft.com/office/word/2010/wordml" xmlns:w15="http://schemas.microsoft.com/office/word/2012/wordml" xmlns:w16cex="http://schemas.microsoft.com/office/word/2018/wordml/cex" xmlns:w16cid="http://schemas.microsoft.com/office/word/2016/wordml/cid" xmlns:w16="http://schemas.microsoft.com/office/word/2018/wordml" xmlns:w16du="http://schemas.microsoft.com/office/word/2023/wordml/word16du" xmlns:w16sdtdh="http://schemas.microsoft.com/office/word/2020/wordml/sdtdatahash" xmlns:w16sdtfl="http://schemas.microsoft.com/office/word/2024/wordml/sdtformatlock" xmlns:w16se="http://schemas.microsoft.com/office/word/2015/wordml/symex" xmlns:wpi="http://schemas.microsoft.com/office/word/2010/wordprocessingInk" xmlns:wne="http://schemas.microsoft.com/office/word/2006/wordml" mc:Ignorable="w14 w15 w16se w16cid w16 w16cex w16sdtdh w16sdtfl w16du wne wp14">
+  <w:p>
+    <w:pPr>
+      <w:pStyle w:val="Footer"/>
+    </w:pPr>
+    <w:r>
+      <w:rPr>
+        <w:noProof/>
+      </w:rPr>
+      <w:drawing>
+        <wp:anchor distT="0" distB="0" distL="114300" distR="114300" simplePos="0" relativeHeight="251659264" behindDoc="0" locked="0" layoutInCell="1" allowOverlap="1" wp14:anchorId="6709B30D" wp14:editId="7A26D4C2">
+          <wp:simplePos x="0" y="0"/>
+          <wp:positionH relativeFrom="column">
+            <wp:posOffset>76200</wp:posOffset>
+          </wp:positionH>
+          <wp:positionV relativeFrom="paragraph">
+            <wp:posOffset>137160</wp:posOffset>
+          </wp:positionV>
+          <wp:extent cx="5701030" cy="15875"/>
+          <wp:effectExtent l="0" t="0" r="0" b="0"/>
+          <wp:wrapNone/>
+          <wp:docPr id="1039993903" name="Straight Arrow Connector 6"/>
+          <wp:cNvGraphicFramePr>
+            <a:graphicFrameLocks xmlns:a="http://purl.oclc.org/ooxml/drawingml/main"/>
+          </wp:cNvGraphicFramePr>
+          <a:graphic xmlns:a="http://purl.oclc.org/ooxml/drawingml/main">
+            <a:graphicData uri="http://schemas.microsoft.com/office/word/2010/wordprocessingShape">
+              <wp:wsp>
+                <wp:cNvCnPr>
+                  <a:cxnSpLocks noChangeShapeType="1"/>
+                </wp:cNvCnPr>
+                <wp:spPr bwMode="auto">
+                  <a:xfrm flipV="1">
+                    <a:off x="0" y="0"/>
+                    <a:ext cx="5701030" cy="15875"/>
+                  </a:xfrm>
+                  <a:prstGeom prst="straightConnector1">
+                    <a:avLst/>
+                  </a:prstGeom>
+                  <a:noFill/>
+                  <a:ln w="9525">
+                    <a:solidFill>
+                      <a:srgbClr val="000000"/>
+                    </a:solidFill>
+                    <a:round/>
+                    <a:headEnd/>
+                    <a:tailEnd/>
+                  </a:ln>
+                  <a:extLst>
+                    <a:ext uri="{909E8E84-426E-40DD-AFC4-6F175D3DCCD1}">
+                      <a14:hiddenFill xmlns:a14="http://schemas.microsoft.com/office/drawing/2010/main">
+                        <a:noFill/>
+                      </a14:hiddenFill>
+                    </a:ext>
+                  </a:extLst>
+                </wp:spPr>
+                <wp:bodyPr/>
+              </wp:wsp>
+            </a:graphicData>
+          </a:graphic>
+          <wp14:sizeRelH relativeFrom="page">
+            <wp14:pctWidth>0%</wp14:pctWidth>
+          </wp14:sizeRelH>
+          <wp14:sizeRelV relativeFrom="page">
+            <wp14:pctHeight>0%</wp14:pctHeight>
+          </wp14:sizeRelV>
+        </wp:anchor>
+      </w:drawing>
+    </w:r>
+  </w:p>
+  <w:p>
+    <w:pPr>
+      <w:pStyle w:val="Footer"/>
+      <w:jc w:val="center"/>
+    </w:pPr>
+    <w:r>
+      <w:t xml:space="preserve">Địa chỉ: Số 152, Quốc lộ 56, Phường Hàng Gòn, </w:t>
+    </w:r>
+    <w:r>
+      <w:t>Thành phố</w:t>
+    </w:r>
+    <w:r>
+      <w:t xml:space="preserve"> Đồng Nai.  SĐT: 02513.596.177</w:t>
+    </w:r>
+  </w:p>
+</w:ftr>
 </file>
 
 <file path=word/footnotes.xml><?xml version="1.0" encoding="utf-8"?>
@@ -2521,6 +2282,7 @@
     <w:lsdException w:name="heading 7" w:semiHidden="1" w:unhideWhenUsed="1" w:qFormat="1"/>
     <w:lsdException w:name="heading 8" w:semiHidden="1" w:unhideWhenUsed="1" w:qFormat="1"/>
     <w:lsdException w:name="heading 9" w:semiHidden="1" w:unhideWhenUsed="1" w:qFormat="1"/>
+    <w:lsdException w:name="footer" w:uiPriority="99" w:qFormat="1"/>
     <w:lsdException w:name="caption" w:semiHidden="1" w:unhideWhenUsed="1" w:qFormat="1"/>
     <w:lsdException w:name="Title" w:qFormat="1"/>
     <w:lsdException w:name="Subtitle" w:qFormat="1"/>
@@ -2902,6 +2664,8 @@
     <w:name w:val="footer"/>
     <w:basedOn w:val="Normal"/>
     <w:link w:val="FooterChar"/>
+    <w:uiPriority w:val="99"/>
+    <w:qFormat/>
     <w:rsid w:val="00A16AB8"/>
     <w:pPr>
       <w:tabs>
@@ -2913,6 +2677,7 @@
   <w:style w:type="character" w:customStyle="1" w:styleId="FooterChar">
     <w:name w:val="Footer Char"/>
     <w:link w:val="Footer"/>
+    <w:uiPriority w:val="99"/>
     <w:rsid w:val="00A16AB8"/>
     <w:rPr>
       <w:sz w:val="24"/>
